--- a/content/CO0002/CO0002 - Equip.docx
+++ b/content/CO0002/CO0002 - Equip.docx
@@ -31,13 +31,6 @@
       </w:pPr>
       <w:r>
         <w:rPr>
-          <w:color w:val="000000"/>
-          <w:rtl w:val="0"/>
-        </w:rPr>
-        <w:t xml:space="preserve">dasdasdasdasdasda</w:t>
-      </w:r>
-      <w:r>
-        <w:rPr>
           <w:rtl w:val="0"/>
         </w:rPr>
       </w:r>
@@ -85,7 +78,30 @@
           <w:highlight w:val="white"/>
           <w:rtl w:val="0"/>
         </w:rPr>
-        <w:t xml:space="preserve">Flowcode V11 software</w:t>
+        <w:t xml:space="preserve">Flowcode V11 software site license</w:t>
+      </w:r>
+    </w:p>
+    <w:p>
+      <w:pPr>
+        <w:pBdr>
+          <w:top w:space="0" w:sz="0" w:val="nil"/>
+          <w:left w:space="0" w:sz="0" w:val="nil"/>
+          <w:bottom w:space="0" w:sz="0" w:val="nil"/>
+          <w:right w:space="0" w:sz="0" w:val="nil"/>
+          <w:between w:space="0" w:sz="0" w:val="nil"/>
+        </w:pBdr>
+        <w:shd w:fill="auto" w:val="clear"/>
+        <w:spacing w:after="176.00000262260437" w:lineRule="auto"/>
+        <w:rPr>
+          <w:highlight w:val="white"/>
+        </w:rPr>
+      </w:pPr>
+      <w:r>
+        <w:rPr>
+          <w:highlight w:val="white"/>
+          <w:rtl w:val="0"/>
+        </w:rPr>
+        <w:t xml:space="preserve">Flowcode V11 software for student use at home</w:t>
       </w:r>
     </w:p>
     <w:p>
@@ -178,6 +194,52 @@
           <w:rtl w:val="0"/>
         </w:rPr>
         <w:t xml:space="preserve">Or: BL8624 E-blocks 3 PIC Embedded learning solution</w:t>
+      </w:r>
+    </w:p>
+    <w:p>
+      <w:pPr>
+        <w:pBdr>
+          <w:top w:space="0" w:sz="0" w:val="nil"/>
+          <w:left w:space="0" w:sz="0" w:val="nil"/>
+          <w:bottom w:space="0" w:sz="0" w:val="nil"/>
+          <w:right w:space="0" w:sz="0" w:val="nil"/>
+          <w:between w:space="0" w:sz="0" w:val="nil"/>
+        </w:pBdr>
+        <w:shd w:fill="auto" w:val="clear"/>
+        <w:spacing w:after="176.00000262260437" w:lineRule="auto"/>
+        <w:rPr>
+          <w:highlight w:val="white"/>
+        </w:rPr>
+      </w:pPr>
+      <w:r>
+        <w:rPr>
+          <w:highlight w:val="white"/>
+          <w:rtl w:val="0"/>
+        </w:rPr>
+        <w:t xml:space="preserve">You may also need:</w:t>
+      </w:r>
+    </w:p>
+    <w:p>
+      <w:pPr>
+        <w:pBdr>
+          <w:top w:space="0" w:sz="0" w:val="nil"/>
+          <w:left w:space="0" w:sz="0" w:val="nil"/>
+          <w:bottom w:space="0" w:sz="0" w:val="nil"/>
+          <w:right w:space="0" w:sz="0" w:val="nil"/>
+          <w:between w:space="0" w:sz="0" w:val="nil"/>
+        </w:pBdr>
+        <w:shd w:fill="auto" w:val="clear"/>
+        <w:spacing w:after="176.00000262260437" w:lineRule="auto"/>
+        <w:rPr>
+          <w:highlight w:val="white"/>
+        </w:rPr>
+      </w:pPr>
+      <w:r>
+        <w:rPr>
+          <w:highlight w:val="white"/>
+          <w:rtl w:val="0"/>
+        </w:rPr>
+        <w:t xml:space="preserve">BL6932 Applied Engineering Expansion Pack with sensors</w:t>
       </w:r>
     </w:p>
     <w:sectPr>
@@ -198,7 +260,7 @@
   <w:docDefaults>
     <w:rPrDefault>
       <w:rPr>
-        <w:rFonts w:ascii="Arial" w:cs="Arial" w:eastAsia="Arial" w:hAnsi="Arial"/>
+        <w:rFonts w:ascii="Calibri" w:cs="Calibri" w:eastAsia="Calibri" w:hAnsi="Calibri"/>
         <w:color w:val="1a1a2e"/>
         <w:sz w:val="22"/>
         <w:szCs w:val="22"/>
